--- a/public/gallery/examples/product-manager/fr/resume.docx
+++ b/public/gallery/examples/product-manager/fr/resume.docx
@@ -66,7 +66,7 @@
         </w:rPr>
         <w:t xml:space="preserve">📧 </w:t>
       </w:r>
-      <w:hyperlink w:history="1" r:id="rIdiwk07megl5frjxz1mx-sv">
+      <w:hyperlink w:history="1" r:id="rId1zplezgoggr_mcq-aaxbx">
         <w:r>
           <w:rPr>
             <w:sz w:val="18"/>
@@ -89,7 +89,7 @@
         </w:rPr>
         <w:t xml:space="preserve">🔗 </w:t>
       </w:r>
-      <w:hyperlink w:history="1" r:id="rIdtcajeci34ugxs_t2kbpsq">
+      <w:hyperlink w:history="1" r:id="rIdztojm-vp5ju7hlxqot11j">
         <w:r>
           <w:rPr>
             <w:sz w:val="18"/>
@@ -124,7 +124,7 @@
         <w:spacing w:after="200" w:line="276"/>
         <w:jc w:val="center"/>
       </w:pPr>
-      <w:hyperlink w:history="1" r:id="rIdioz0bk-am6yukav1qwyjw">
+      <w:hyperlink w:history="1" r:id="rIdtfy__vkoneiii2bafumuh">
         <w:r>
           <w:rPr>
             <w:sz w:val="18"/>
@@ -140,7 +140,7 @@
         </w:rPr>
         <w:t xml:space="preserve"> • </w:t>
       </w:r>
-      <w:hyperlink w:history="1" r:id="rId11sxlmnbo55qweumept9b">
+      <w:hyperlink w:history="1" r:id="rIdqcrwejz4yxv1w2rgrceld">
         <w:r>
           <w:rPr>
             <w:sz w:val="18"/>
@@ -315,7 +315,7 @@
         </w:rPr>
         <w:t xml:space="preserve">	</w:t>
       </w:r>
-      <w:hyperlink w:history="1" r:id="rIdiujrscr4ulk5gbmaeu7qb">
+      <w:hyperlink w:history="1" r:id="rId5hwx2jbqrqgjzllfsahq0">
         <w:r>
           <w:rPr>
             <w:sz w:val="18"/>
@@ -478,7 +478,7 @@
         </w:rPr>
         <w:t xml:space="preserve">	</w:t>
       </w:r>
-      <w:hyperlink w:history="1" r:id="rIdvtvjcycdfgqz3vsjphlx5">
+      <w:hyperlink w:history="1" r:id="rIds58xejgihuocrorqtwexf">
         <w:r>
           <w:rPr>
             <w:sz w:val="18"/>
@@ -660,7 +660,7 @@
         </w:rPr>
         <w:t xml:space="preserve">	</w:t>
       </w:r>
-      <w:hyperlink w:history="1" r:id="rIdf_xxykwmqnjbqmzhg5wh_">
+      <w:hyperlink w:history="1" r:id="rId2cbdxsbmfba9910ejevjy">
         <w:r>
           <w:rPr>
             <w:sz w:val="18"/>
@@ -823,7 +823,7 @@
         </w:rPr>
         <w:t xml:space="preserve">	</w:t>
       </w:r>
-      <w:hyperlink w:history="1" r:id="rIdxpzlu5gpdyg-5y6lbj2ii">
+      <w:hyperlink w:history="1" r:id="rIdhlo6q2tfes_yn6eqd8qdb">
         <w:r>
           <w:rPr>
             <w:sz w:val="18"/>
@@ -1270,7 +1270,7 @@
         </w:rPr>
         <w:t xml:space="preserve">	</w:t>
       </w:r>
-      <w:hyperlink w:history="1" r:id="rIdmfwfp-u30qxu_gcztdkvl">
+      <w:hyperlink w:history="1" r:id="rId5nriq15izqimqgaggybzb">
         <w:r>
           <w:rPr>
             <w:sz w:val="18"/>
@@ -1336,7 +1336,7 @@
         </w:rPr>
         <w:t xml:space="preserve">	</w:t>
       </w:r>
-      <w:hyperlink w:history="1" r:id="rIdl8n8ofih9ogbworgj65bj">
+      <w:hyperlink w:history="1" r:id="rIdeqhji1ann4d7sagq-ysvm">
         <w:r>
           <w:rPr>
             <w:sz w:val="18"/>
@@ -1421,7 +1421,7 @@
         </w:rPr>
         <w:t xml:space="preserve">	</w:t>
       </w:r>
-      <w:hyperlink w:history="1" r:id="rIdu-mmohdmip6op6q7y43ew">
+      <w:hyperlink w:history="1" r:id="rIdyaqdpsqglvjc7y3mmilan">
         <w:r>
           <w:rPr>
             <w:sz w:val="18"/>
@@ -1613,7 +1613,7 @@
         </w:rPr>
         <w:t xml:space="preserve">	</w:t>
       </w:r>
-      <w:hyperlink w:history="1" r:id="rIdum-tvr7-ozrnzz3lsow6b">
+      <w:hyperlink w:history="1" r:id="rId0koxlhk-qddzmnobzhn9i">
         <w:r>
           <w:rPr>
             <w:sz w:val="18"/>
@@ -1858,7 +1858,7 @@
         </w:rPr>
         <w:t xml:space="preserve">	</w:t>
       </w:r>
-      <w:hyperlink w:history="1" r:id="rIdpxjq2gjiuczbtmwunfhqy">
+      <w:hyperlink w:history="1" r:id="rId7vdslhlcz4oqsyjqniog0">
         <w:r>
           <w:rPr>
             <w:sz w:val="18"/>
